--- a/output/report/summary.docx
+++ b/output/report/summary.docx
@@ -494,7 +494,7 @@
           <w:szCs w:val="21"/>
           <w:color w:val="000000"/>
         </w:rPr>
-        <w:t xml:space="preserve">Statistics Canada public use microdata (Open Licence). Analysis code: [repository URL to be added]. Preprint: [link to be added].</w:t>
+        <w:t xml:space="preserve">Statistics Canada public use microdata (Open Licence). Analysis code: https://github.com/summerarcadia/cchs-bmi-sex. Preprint: [link to be added].</w:t>
       </w:r>
     </w:p>
     <w:sectPr>
